--- a/UK-Cyber-Essentials/CSW-Cyber-Essentials-Reference-Design.docx
+++ b/UK-Cyber-Essentials/CSW-Cyber-Essentials-Reference-Design.docx
@@ -47,13 +47,13 @@
         <w:t xml:space="preserve">Plus</w:t>
       </w:r>
     </w:p>
-    <w:bookmarkStart w:id="9" w:name="X87d4ea497b19edffcfeec7d7fea15b787109133"/>
+    <w:bookmarkStart w:id="9" w:name="X9cd72a2a9e3b4464cca7cf8dfb4288c6d0dc7a0"/>
     <w:p>
       <w:pPr>
         <w:pStyle w:val="Heading2"/>
       </w:pPr>
       <w:r>
-        <w:t xml:space="preserve">Technical Runbook | UK Organisations &amp; Government Supply Chain</w:t>
+        <w:t xml:space="preserve">Reference Design | UK Organisations &amp; Government Supply Chain</w:t>
       </w:r>
     </w:p>
     <w:p>
@@ -263,7 +263,7 @@
           <w:b/>
           <w:bCs/>
         </w:rPr>
-        <w:t xml:space="preserve">Questions this runbook helps you answer:</w:t>
+        <w:t xml:space="preserve">Questions this reference design helps you answer:</w:t>
       </w:r>
     </w:p>
     <w:p>
@@ -2473,7 +2473,7 @@
         <w:t xml:space="preserve">five technical control areas</w:t>
       </w:r>
       <w:r>
-        <w:t xml:space="preserve">. This runbook labels them</w:t>
+        <w:t xml:space="preserve">. This reference design labels them</w:t>
       </w:r>
       <w:r>
         <w:t xml:space="preserve"> </w:t>
